--- a/docs/kylin-doctor-架构分析与作品介绍.docx
+++ b/docs/kylin-doctor-架构分析与作品介绍.docx
@@ -53,7 +53,7 @@
           <w:color w:val="94A3B8"/>
           <w:sz w:val="22"/>
         </w:rPr>
-        <w:t>版本: v0.3.3 | 语言: Rust | 协议: MIT</w:t>
+        <w:t>版本: v0.3.5 | 语言: Rust | 协议: MIT</w:t>
       </w:r>
     </w:p>
     <w:p>
@@ -274,7 +274,7 @@
               <w:rPr>
                 <w:sz w:val="18"/>
               </w:rPr>
-              <w:t>10,628 行</w:t>
+              <w:t>10,907 行</w:t>
             </w:r>
           </w:p>
         </w:tc>
@@ -302,7 +302,7 @@
               <w:rPr>
                 <w:sz w:val="18"/>
               </w:rPr>
-              <w:t>10,044 行</w:t>
+              <w:t>10,907 行</w:t>
             </w:r>
           </w:p>
         </w:tc>
@@ -390,7 +390,7 @@
               <w:rPr>
                 <w:sz w:val="18"/>
               </w:rPr>
-              <w:t>amd64 + arm64</w:t>
+              <w:t>amd64 + arm64（均为 musl 静态编译）</w:t>
             </w:r>
           </w:p>
         </w:tc>
@@ -418,7 +418,7 @@
               <w:rPr>
                 <w:sz w:val="18"/>
               </w:rPr>
-              <w:t>v0.3.3</w:t>
+              <w:t>v0.3.5</w:t>
             </w:r>
           </w:p>
         </w:tc>
@@ -2421,7 +2421,7 @@
     </w:p>
     <w:p>
       <w:r>
-        <w:t>使用 musl 静态编译，彻底消除 glibc 版本依赖。即使是低版本 glibc 的工控机也能直接运行。</w:t>
+        <w:t>使用 musl 静态编译，彻底消除 glibc 版本依赖。amd64 和 arm64 双架构均为静态链接（arm64 使用 cross 工具进行交叉编译），可在任何 Linux 系统运行，包括低版本 glibc 的工控机。</w:t>
       </w:r>
     </w:p>
     <w:p/>
@@ -2496,7 +2496,7 @@
     </w:p>
     <w:p>
       <w:r>
-        <w:t>Web 仪表盘是单个 HTML 文件（584 行），CSS + JS 全部内嵌，零外部依赖。暗色主题，ECharts 图表，响应式设计。</w:t>
+        <w:t>Web 仪表盘是单个 HTML 文件（587 行），CSS + JS 全部内嵌，零外部依赖。暗色主题，ECharts 图表，响应式设计。</w:t>
       </w:r>
     </w:p>
     <w:p/>
@@ -2613,7 +2613,7 @@
               <w:rPr>
                 <w:sz w:val="18"/>
               </w:rPr>
-              <w:t>v0.3.3</w:t>
+              <w:t>v0.3.5</w:t>
             </w:r>
           </w:p>
         </w:tc>
@@ -2627,6 +2627,48 @@
               <w:rPr>
                 <w:sz w:val="18"/>
               </w:rPr>
+              <w:t>2026-07-01</w:t>
+            </w:r>
+          </w:p>
+        </w:tc>
+        <w:tc>
+          <w:tcPr>
+            <w:tcW w:type="dxa" w:w="2880"/>
+            <w:shd w:val="clear" w:color="auto" w:fill="f8fafc"/>
+          </w:tcPr>
+          <w:p>
+            <w:r>
+              <w:rPr>
+                <w:sz w:val="18"/>
+              </w:rPr>
+              <w:t>arm64 musl 静态编译完成（使用 cross 工具），双架构 deb 包均为静态链接</w:t>
+            </w:r>
+          </w:p>
+        </w:tc>
+      </w:tr>
+      <w:tr>
+        <w:tc>
+          <w:tcPr>
+            <w:tcW w:type="dxa" w:w="2880"/>
+          </w:tcPr>
+          <w:p>
+            <w:r>
+              <w:rPr>
+                <w:sz w:val="18"/>
+              </w:rPr>
+              <w:t>v0.3.3</w:t>
+            </w:r>
+          </w:p>
+        </w:tc>
+        <w:tc>
+          <w:tcPr>
+            <w:tcW w:type="dxa" w:w="2880"/>
+          </w:tcPr>
+          <w:p>
+            <w:r>
+              <w:rPr>
+                <w:sz w:val="18"/>
+              </w:rPr>
               <w:t>2026-06-29</w:t>
             </w:r>
           </w:p>
@@ -2634,7 +2676,6 @@
         <w:tc>
           <w:tcPr>
             <w:tcW w:type="dxa" w:w="2880"/>
-            <w:shd w:val="clear" w:color="auto" w:fill="f8fafc"/>
           </w:tcPr>
           <w:p>
             <w:r>
@@ -2650,6 +2691,7 @@
         <w:tc>
           <w:tcPr>
             <w:tcW w:type="dxa" w:w="2880"/>
+            <w:shd w:val="clear" w:color="auto" w:fill="f8fafc"/>
           </w:tcPr>
           <w:p>
             <w:r>
@@ -2663,6 +2705,7 @@
         <w:tc>
           <w:tcPr>
             <w:tcW w:type="dxa" w:w="2880"/>
+            <w:shd w:val="clear" w:color="auto" w:fill="f8fafc"/>
           </w:tcPr>
           <w:p>
             <w:r>
@@ -2676,6 +2719,7 @@
         <w:tc>
           <w:tcPr>
             <w:tcW w:type="dxa" w:w="2880"/>
+            <w:shd w:val="clear" w:color="auto" w:fill="f8fafc"/>
           </w:tcPr>
           <w:p>
             <w:r>
@@ -2691,7 +2735,6 @@
         <w:tc>
           <w:tcPr>
             <w:tcW w:type="dxa" w:w="2880"/>
-            <w:shd w:val="clear" w:color="auto" w:fill="f8fafc"/>
           </w:tcPr>
           <w:p>
             <w:r>
@@ -2705,7 +2748,6 @@
         <w:tc>
           <w:tcPr>
             <w:tcW w:type="dxa" w:w="2880"/>
-            <w:shd w:val="clear" w:color="auto" w:fill="f8fafc"/>
           </w:tcPr>
           <w:p>
             <w:r>
@@ -2719,7 +2761,6 @@
         <w:tc>
           <w:tcPr>
             <w:tcW w:type="dxa" w:w="2880"/>
-            <w:shd w:val="clear" w:color="auto" w:fill="f8fafc"/>
           </w:tcPr>
           <w:p>
             <w:r>
@@ -2735,6 +2776,7 @@
         <w:tc>
           <w:tcPr>
             <w:tcW w:type="dxa" w:w="2880"/>
+            <w:shd w:val="clear" w:color="auto" w:fill="f8fafc"/>
           </w:tcPr>
           <w:p>
             <w:r>
@@ -2748,6 +2790,7 @@
         <w:tc>
           <w:tcPr>
             <w:tcW w:type="dxa" w:w="2880"/>
+            <w:shd w:val="clear" w:color="auto" w:fill="f8fafc"/>
           </w:tcPr>
           <w:p>
             <w:r>
@@ -2761,6 +2804,7 @@
         <w:tc>
           <w:tcPr>
             <w:tcW w:type="dxa" w:w="2880"/>
+            <w:shd w:val="clear" w:color="auto" w:fill="f8fafc"/>
           </w:tcPr>
           <w:p>
             <w:r>
@@ -2776,7 +2820,6 @@
         <w:tc>
           <w:tcPr>
             <w:tcW w:type="dxa" w:w="2880"/>
-            <w:shd w:val="clear" w:color="auto" w:fill="f8fafc"/>
           </w:tcPr>
           <w:p>
             <w:r>
@@ -2790,7 +2833,6 @@
         <w:tc>
           <w:tcPr>
             <w:tcW w:type="dxa" w:w="2880"/>
-            <w:shd w:val="clear" w:color="auto" w:fill="f8fafc"/>
           </w:tcPr>
           <w:p>
             <w:r>
@@ -2804,7 +2846,6 @@
         <w:tc>
           <w:tcPr>
             <w:tcW w:type="dxa" w:w="2880"/>
-            <w:shd w:val="clear" w:color="auto" w:fill="f8fafc"/>
           </w:tcPr>
           <w:p>
             <w:r>
@@ -2820,6 +2861,7 @@
         <w:tc>
           <w:tcPr>
             <w:tcW w:type="dxa" w:w="2880"/>
+            <w:shd w:val="clear" w:color="auto" w:fill="f8fafc"/>
           </w:tcPr>
           <w:p>
             <w:r>
@@ -2833,6 +2875,7 @@
         <w:tc>
           <w:tcPr>
             <w:tcW w:type="dxa" w:w="2880"/>
+            <w:shd w:val="clear" w:color="auto" w:fill="f8fafc"/>
           </w:tcPr>
           <w:p>
             <w:r>
@@ -2846,6 +2889,7 @@
         <w:tc>
           <w:tcPr>
             <w:tcW w:type="dxa" w:w="2880"/>
+            <w:shd w:val="clear" w:color="auto" w:fill="f8fafc"/>
           </w:tcPr>
           <w:p>
             <w:r>

--- a/docs/kylin-doctor-架构分析与作品介绍.docx
+++ b/docs/kylin-doctor-架构分析与作品介绍.docx
@@ -53,7 +53,7 @@
           <w:color w:val="94A3B8"/>
           <w:sz w:val="22"/>
         </w:rPr>
-        <w:t>版本: v0.3.5 | 语言: Rust | 协议: MIT</w:t>
+        <w:t>版本: v0.4.0 | 语言: Rust | 协议: MIT</w:t>
       </w:r>
     </w:p>
     <w:p>
@@ -274,7 +274,7 @@
               <w:rPr>
                 <w:sz w:val="18"/>
               </w:rPr>
-              <w:t>10,907 行</w:t>
+              <w:t>11,177 行</w:t>
             </w:r>
           </w:p>
         </w:tc>
@@ -302,7 +302,7 @@
               <w:rPr>
                 <w:sz w:val="18"/>
               </w:rPr>
-              <w:t>10,907 行</w:t>
+              <w:t>11,177 行</w:t>
             </w:r>
           </w:p>
         </w:tc>
@@ -418,7 +418,7 @@
               <w:rPr>
                 <w:sz w:val="18"/>
               </w:rPr>
-              <w:t>v0.3.5</w:t>
+              <w:t>v0.4.0</w:t>
             </w:r>
           </w:p>
         </w:tc>
@@ -2431,6 +2431,36 @@
           <w:b/>
           <w:sz w:val="24"/>
         </w:rPr>
+        <w:t>🔍 多agent对抗审查</w:t>
+      </w:r>
+    </w:p>
+    <w:p>
+      <w:r>
+        <w:t>采用多agent对抗审查机制进行代码质量保证。3个独立agent从不同角度（正确性、安全性、性能）并行审查，2个对抗验证agent尝试反驳每个结论，最终由裁决者综合所有发现给出修复建议。v0.4.0 版本通过此机制修复了 17 个问题。</w:t>
+      </w:r>
+    </w:p>
+    <w:p/>
+    <w:p>
+      <w:r>
+        <w:rPr>
+          <w:b/>
+          <w:sz w:val="24"/>
+        </w:rPr>
+        <w:t>🛡️ 安全加固</w:t>
+      </w:r>
+    </w:p>
+    <w:p>
+      <w:r>
+        <w:t>HTTP 请求超时保护（防止连接永久阻塞）、WebSocket Origin 校验（防止 CSWSH 攻击）、配置文件权限限制（0600，防止 API Key 泄露）、API Key 脱敏处理（日志中隐藏敏感信息）、消息速率限制（防止消息洪水攻击）。</w:t>
+      </w:r>
+    </w:p>
+    <w:p/>
+    <w:p>
+      <w:r>
+        <w:rPr>
+          <w:b/>
+          <w:sz w:val="24"/>
+        </w:rPr>
         <w:t>⏱️ 命令超时保护</w:t>
       </w:r>
     </w:p>
@@ -2451,7 +2481,7 @@
     </w:p>
     <w:p>
       <w:r>
-        <w:t>扫描进度、AI 对话都通过 WebSocket 实时推送，用户体验流畅。</w:t>
+        <w:t>扫描进度、AI 对话都通过 WebSocket 实时推送，用户体验流畅。支持流式输出、thinking 状态消息、自动重连。</w:t>
       </w:r>
     </w:p>
     <w:p/>
@@ -2613,7 +2643,7 @@
               <w:rPr>
                 <w:sz w:val="18"/>
               </w:rPr>
-              <w:t>v0.3.5</w:t>
+              <w:t>v0.4.0</w:t>
             </w:r>
           </w:p>
         </w:tc>
@@ -2641,7 +2671,7 @@
               <w:rPr>
                 <w:sz w:val="18"/>
               </w:rPr>
-              <w:t>arm64 musl 静态编译完成（使用 cross 工具），双架构 deb 包均为静态链接</w:t>
+              <w:t>多agent对抗审查修复 — 安全加固、正确性提升、性能优化（17个问题修复）</w:t>
             </w:r>
           </w:p>
         </w:tc>
@@ -2656,6 +2686,48 @@
               <w:rPr>
                 <w:sz w:val="18"/>
               </w:rPr>
+              <w:t>v0.3.5</w:t>
+            </w:r>
+          </w:p>
+        </w:tc>
+        <w:tc>
+          <w:tcPr>
+            <w:tcW w:type="dxa" w:w="2880"/>
+          </w:tcPr>
+          <w:p>
+            <w:r>
+              <w:rPr>
+                <w:sz w:val="18"/>
+              </w:rPr>
+              <w:t>2026-07-01</w:t>
+            </w:r>
+          </w:p>
+        </w:tc>
+        <w:tc>
+          <w:tcPr>
+            <w:tcW w:type="dxa" w:w="2880"/>
+          </w:tcPr>
+          <w:p>
+            <w:r>
+              <w:rPr>
+                <w:sz w:val="18"/>
+              </w:rPr>
+              <w:t>arm64 musl 静态编译完成（使用 cross 工具），双架构 deb 包均为静态链接</w:t>
+            </w:r>
+          </w:p>
+        </w:tc>
+      </w:tr>
+      <w:tr>
+        <w:tc>
+          <w:tcPr>
+            <w:tcW w:type="dxa" w:w="2880"/>
+            <w:shd w:val="clear" w:color="auto" w:fill="f8fafc"/>
+          </w:tcPr>
+          <w:p>
+            <w:r>
+              <w:rPr>
+                <w:sz w:val="18"/>
+              </w:rPr>
               <w:t>v0.3.3</w:t>
             </w:r>
           </w:p>
@@ -2663,6 +2735,7 @@
         <w:tc>
           <w:tcPr>
             <w:tcW w:type="dxa" w:w="2880"/>
+            <w:shd w:val="clear" w:color="auto" w:fill="f8fafc"/>
           </w:tcPr>
           <w:p>
             <w:r>
@@ -2676,6 +2749,7 @@
         <w:tc>
           <w:tcPr>
             <w:tcW w:type="dxa" w:w="2880"/>
+            <w:shd w:val="clear" w:color="auto" w:fill="f8fafc"/>
           </w:tcPr>
           <w:p>
             <w:r>
@@ -2691,7 +2765,6 @@
         <w:tc>
           <w:tcPr>
             <w:tcW w:type="dxa" w:w="2880"/>
-            <w:shd w:val="clear" w:color="auto" w:fill="f8fafc"/>
           </w:tcPr>
           <w:p>
             <w:r>
@@ -2705,7 +2778,6 @@
         <w:tc>
           <w:tcPr>
             <w:tcW w:type="dxa" w:w="2880"/>
-            <w:shd w:val="clear" w:color="auto" w:fill="f8fafc"/>
           </w:tcPr>
           <w:p>
             <w:r>
@@ -2719,7 +2791,6 @@
         <w:tc>
           <w:tcPr>
             <w:tcW w:type="dxa" w:w="2880"/>
-            <w:shd w:val="clear" w:color="auto" w:fill="f8fafc"/>
           </w:tcPr>
           <w:p>
             <w:r>
@@ -2735,6 +2806,7 @@
         <w:tc>
           <w:tcPr>
             <w:tcW w:type="dxa" w:w="2880"/>
+            <w:shd w:val="clear" w:color="auto" w:fill="f8fafc"/>
           </w:tcPr>
           <w:p>
             <w:r>
@@ -2748,6 +2820,7 @@
         <w:tc>
           <w:tcPr>
             <w:tcW w:type="dxa" w:w="2880"/>
+            <w:shd w:val="clear" w:color="auto" w:fill="f8fafc"/>
           </w:tcPr>
           <w:p>
             <w:r>
@@ -2761,6 +2834,7 @@
         <w:tc>
           <w:tcPr>
             <w:tcW w:type="dxa" w:w="2880"/>
+            <w:shd w:val="clear" w:color="auto" w:fill="f8fafc"/>
           </w:tcPr>
           <w:p>
             <w:r>
@@ -2776,7 +2850,6 @@
         <w:tc>
           <w:tcPr>
             <w:tcW w:type="dxa" w:w="2880"/>
-            <w:shd w:val="clear" w:color="auto" w:fill="f8fafc"/>
           </w:tcPr>
           <w:p>
             <w:r>
@@ -2790,7 +2863,6 @@
         <w:tc>
           <w:tcPr>
             <w:tcW w:type="dxa" w:w="2880"/>
-            <w:shd w:val="clear" w:color="auto" w:fill="f8fafc"/>
           </w:tcPr>
           <w:p>
             <w:r>
@@ -2804,7 +2876,6 @@
         <w:tc>
           <w:tcPr>
             <w:tcW w:type="dxa" w:w="2880"/>
-            <w:shd w:val="clear" w:color="auto" w:fill="f8fafc"/>
           </w:tcPr>
           <w:p>
             <w:r>
@@ -2820,6 +2891,7 @@
         <w:tc>
           <w:tcPr>
             <w:tcW w:type="dxa" w:w="2880"/>
+            <w:shd w:val="clear" w:color="auto" w:fill="f8fafc"/>
           </w:tcPr>
           <w:p>
             <w:r>
@@ -2833,6 +2905,7 @@
         <w:tc>
           <w:tcPr>
             <w:tcW w:type="dxa" w:w="2880"/>
+            <w:shd w:val="clear" w:color="auto" w:fill="f8fafc"/>
           </w:tcPr>
           <w:p>
             <w:r>
@@ -2846,6 +2919,7 @@
         <w:tc>
           <w:tcPr>
             <w:tcW w:type="dxa" w:w="2880"/>
+            <w:shd w:val="clear" w:color="auto" w:fill="f8fafc"/>
           </w:tcPr>
           <w:p>
             <w:r>
@@ -2861,7 +2935,6 @@
         <w:tc>
           <w:tcPr>
             <w:tcW w:type="dxa" w:w="2880"/>
-            <w:shd w:val="clear" w:color="auto" w:fill="f8fafc"/>
           </w:tcPr>
           <w:p>
             <w:r>
@@ -2875,7 +2948,6 @@
         <w:tc>
           <w:tcPr>
             <w:tcW w:type="dxa" w:w="2880"/>
-            <w:shd w:val="clear" w:color="auto" w:fill="f8fafc"/>
           </w:tcPr>
           <w:p>
             <w:r>
@@ -2889,7 +2961,6 @@
         <w:tc>
           <w:tcPr>
             <w:tcW w:type="dxa" w:w="2880"/>
-            <w:shd w:val="clear" w:color="auto" w:fill="f8fafc"/>
           </w:tcPr>
           <w:p>
             <w:r>
